--- a/a7/build/out/u5/A7 5.04 Real-World Scale Drawings - Lesson Plan.docx
+++ b/a7/build/out/u5/A7 5.04 Real-World Scale Drawings - Lesson Plan.docx
@@ -289,7 +289,7 @@
                 <w:color w:val="1A1A1A"/>
                 <w:sz w:val="20"/>
               </w:rPr>
-              <w:t>5 — Solving Multi-Step Problems with Proportional Relationships</w:t>
+              <w:t>5 — Multi-Step Proportional Relationships</w:t>
             </w:r>
           </w:p>
         </w:tc>

--- a/a7/build/out/u5/A7 5.04 Real-World Scale Drawings - Lesson Plan.docx
+++ b/a7/build/out/u5/A7 5.04 Real-World Scale Drawings - Lesson Plan.docx
@@ -939,7 +939,7 @@
                 <w:color w:val="1A1A1A"/>
                 <w:sz w:val="20"/>
               </w:rPr>
-              <w:t>Example 2 and its Your Turn: a distance, then a time — the first problem that does not stop at the first answer</w:t>
+              <w:t>Example 2 and its Your Turn: the scale is not printed, and the room has to make it from one pair before the question can start</w:t>
             </w:r>
           </w:p>
         </w:tc>
@@ -3809,7 +3809,7 @@
                 <w:color w:val="1A1A1A"/>
                 <w:sz w:val="18"/>
               </w:rPr>
-              <w:t>5.5 — added 3 [B1G-M 7.GR.1.5: the additive error]; 0.83 — divided [Notes I: drawing to real is × rate]</w:t>
+              <w:t>5.5 — added 3 [7.GR.1.5: the additive error — Math Nation's named misconception]; 0.83 — divided [Notes I: drawing to real is × rate]</w:t>
             </w:r>
           </w:p>
         </w:tc>
@@ -4354,7 +4354,7 @@
                 <w:color w:val="1A1A1A"/>
                 <w:sz w:val="18"/>
               </w:rPr>
-              <w:t xml:space="preserve"> × 4: the drawing's area scaled by the length rate [B1G-M 7.GR.1.5: scaling area like length; Notes II]; (C) 2(8 + 12): the real perimeter, not the area [5.02–03 Notes I]; (D) 8 + 12: the real dimensions added [B1G-M 7.GR.1.5: the additive error]</w:t>
+              <w:t xml:space="preserve"> × 4: the drawing's area scaled by the length rate [B1G-M 7.GR.1.5: scaling area like length; Notes II]; (C) 2(8 + 12): the real perimeter, not the area [5.02–03 Notes I]; (D) 8 + 12: the real dimensions added [7.GR.1.5: the additive error — Math Nation's named misconception]</w:t>
             </w:r>
           </w:p>
         </w:tc>
@@ -4421,7 +4421,7 @@
                 <w:color w:val="1A1A1A"/>
                 <w:sz w:val="18"/>
               </w:rPr>
-              <w:t>A plane is 48 ft long. One model of it is built at 1 : 48, another at 1 : 72.  Which model is longer, and by how much?</w:t>
+              <w:t>A plane is 36 ft long. One model of it is built at 1 : 48, another at 1 : 72.  Which model is longer, and by how much?</w:t>
             </w:r>
           </w:p>
         </w:tc>
@@ -4452,7 +4452,7 @@
                 <w:color w:val="9E1B32"/>
                 <w:sz w:val="18"/>
               </w:rPr>
-              <w:t>The 1 : 48 model, by 4 in (12 in against 8 in)</w:t>
+              <w:t>The 1 : 48 model, by 3 in (9 in against 6 in)</w:t>
             </w:r>
           </w:p>
         </w:tc>
@@ -4483,7 +4483,7 @@
                 <w:color w:val="1A1A1A"/>
                 <w:sz w:val="18"/>
               </w:rPr>
-              <w:t>the 1 : 72 model — 'the bigger scale is the bigger model' [Notes III: real ÷ rate — a bigger rate divides more]; 1 ft and 0.67 ft with no comparison — stopped early</w:t>
+              <w:t>the 1 : 72 model — 'the bigger scale is the bigger model' [Notes III: real ÷ rate — a bigger rate divides more]; 0.75 ft and 0.5 ft with no comparison — stopped early</w:t>
             </w:r>
           </w:p>
         </w:tc>
@@ -4550,7 +4550,7 @@
                 <w:color w:val="1A1A1A"/>
                 <w:sz w:val="18"/>
               </w:rPr>
-              <w:t>Mia, who is 12, enlarges her 9 in by 12 in poster into a mural at 1 in : 2 ft.  What are the mural's dimensions?</w:t>
+              <w:t>Mia, who is 13, enlarges her 9 in by 12 in poster into a mural at 1 in : 2 ft.  What are the mural's dimensions?</w:t>
             </w:r>
           </w:p>
         </w:tc>
@@ -4679,7 +4679,7 @@
                 <w:color w:val="1A1A1A"/>
                 <w:sz w:val="18"/>
               </w:rPr>
-              <w:t>Andrew's drawing shows a wall 3.5 in wide; the real wall is 26.25 ft wide. The drawn height is 4 in. Find the real height and the wall's real area, and say which step uses the scale factor.</w:t>
+              <w:t>On Andrew's drawing a wall is 3.5 in wide and 4 in tall; the real wall is 26.25 ft wide. Find the real height and the real area, and say which step uses the scale.</w:t>
             </w:r>
           </w:p>
         </w:tc>
@@ -4729,7 +4729,7 @@
                 <w:color w:val="9E1B32"/>
                 <w:sz w:val="18"/>
               </w:rPr>
-              <w:t>. The scale factor (7.5 ft per in) is the step from 4 in to 30 ft.</w:t>
+              <w:t>. The scale (7.5 ft per in) is the step from 4 in to 30 ft.</w:t>
             </w:r>
           </w:p>
         </w:tc>
@@ -4798,7 +4798,7 @@
                 <w:color w:val="1A1A1A"/>
                 <w:sz w:val="18"/>
               </w:rPr>
-              <w:t>, then × 7.5 [B1G-M 7.GR.1.5: scaling area like length]; 'the area step is the scale factor' — the scale is between a drawing and a real length, not two real ones</w:t>
+              <w:t>, then × 7.5 [B1G-M 7.GR.1.5: scaling area like length]; 'the area step uses the scale' — the scale is between a drawing and a real length, not two real ones</w:t>
             </w:r>
           </w:p>
         </w:tc>
@@ -4987,7 +4987,7 @@
                 <w:color w:val="1A1A1A"/>
                 <w:sz w:val="21"/>
               </w:rPr>
-              <w:t xml:space="preserve">  Board 7 finishes early for some: ask them to write the two models' lengths in centimetres with 1 in = 2.54 cm — Monday's lesson, a day early.</w:t>
+              <w:t xml:space="preserve">  Board 7 finishes early for some: ask them to write the two models' lengths in centimeters with 1 in = 2.54 cm — Monday's lesson, a day early.</w:t>
             </w:r>
           </w:p>
         </w:tc>
@@ -5071,7 +5071,7 @@
                 <w:color w:val="1A1A1A"/>
                 <w:sz w:val="21"/>
               </w:rPr>
-              <w:t xml:space="preserve">  Board 9 is written work and it is the exit evidence: the scale read as a rate (7.5 ft per inch), the height from it (30 ft), the area from the two real dimensions (787.5 ft</w:t>
+              <w:t xml:space="preserve">  Board 9 is written work and it is the exit evidence: the scale made from the pair (7.5 ft per inch, as Example 2 did), the height from it (30 ft), the area from the two real dimensions (787.5 ft</w:t>
             </w:r>
             <w:r>
               <w:rPr>
@@ -5090,7 +5090,7 @@
                 <w:color w:val="1A1A1A"/>
                 <w:sz w:val="21"/>
               </w:rPr>
-              <w:t>), and a sentence naming which step is the scale factor. A board that scales 3.5 × 4 = 14 in</w:t>
+              <w:t>), and a sentence naming which step uses the scale. A board that scales 3.5 × 4 = 14 in</w:t>
             </w:r>
             <w:r>
               <w:rPr>
@@ -5178,6 +5178,24 @@
                 <w:sz w:val="21"/>
               </w:rPr>
               <w:t>unit rate of a scale</w:t>
+            </w:r>
+            <w:r>
+              <w:rPr>
+                <w:b w:val="0"/>
+                <w:i w:val="0"/>
+                <w:color w:val="1A1A1A"/>
+                <w:sz w:val="21"/>
+              </w:rPr>
+              <w:t xml:space="preserve">; </w:t>
+            </w:r>
+            <w:r>
+              <w:rPr>
+                <w:b/>
+                <w:i w:val="0"/>
+                <w:color w:val="0B5394"/>
+                <w:sz w:val="21"/>
+              </w:rPr>
+              <w:t>scale with one unit</w:t>
             </w:r>
           </w:p>
           <w:p>

--- a/a7/build/out/u5/A7 5.04 Real-World Scale Drawings - Lesson Plan.docx
+++ b/a7/build/out/u5/A7 5.04 Real-World Scale Drawings - Lesson Plan.docx
@@ -3618,7 +3618,50 @@
                 <w:color w:val="1A1A1A"/>
                 <w:sz w:val="18"/>
               </w:rPr>
-              <w:t>A plan is drawn at ½ in : 1 ft. A wall is 4 in long on it.  How long is the real wall?</w:t>
+              <w:t xml:space="preserve">A plan is drawn at </w:t>
+            </w:r>
+            <w:r>
+              <w:drawing>
+                <wp:inline xmlns:a="http://schemas.openxmlformats.org/drawingml/2006/main" xmlns:pic="http://schemas.openxmlformats.org/drawingml/2006/picture">
+                  <wp:extent cx="521207" cy="213360"/>
+                  <wp:docPr id="1" name="Picture 1"/>
+                  <wp:cNvGraphicFramePr>
+                    <a:graphicFrameLocks noChangeAspect="1"/>
+                  </wp:cNvGraphicFramePr>
+                  <a:graphic>
+                    <a:graphicData uri="http://schemas.openxmlformats.org/drawingml/2006/picture">
+                      <pic:pic>
+                        <pic:nvPicPr>
+                          <pic:cNvPr id="0" name="edd1bb0d1f26d50d.png"/>
+                          <pic:cNvPicPr/>
+                        </pic:nvPicPr>
+                        <pic:blipFill>
+                          <a:blip r:embed="rId9"/>
+                          <a:stretch>
+                            <a:fillRect/>
+                          </a:stretch>
+                        </pic:blipFill>
+                        <pic:spPr>
+                          <a:xfrm>
+                            <a:off x="0" y="0"/>
+                            <a:ext cx="521207" cy="213360"/>
+                          </a:xfrm>
+                          <a:prstGeom prst="rect"/>
+                        </pic:spPr>
+                      </pic:pic>
+                    </a:graphicData>
+                  </a:graphic>
+                </wp:inline>
+              </w:drawing>
+            </w:r>
+            <w:r>
+              <w:rPr>
+                <w:b w:val="0"/>
+                <w:i w:val="0"/>
+                <w:color w:val="1A1A1A"/>
+                <w:sz w:val="18"/>
+              </w:rPr>
+              <w:t>.  A wall is 4 in long on it.  How long is the real wall?</w:t>
             </w:r>
           </w:p>
         </w:tc>
@@ -3747,7 +3790,50 @@
                 <w:color w:val="1A1A1A"/>
                 <w:sz w:val="18"/>
               </w:rPr>
-              <w:t>A plan is drawn at 1 in : 3 ft. A room is 2.5 in long on it.  How long is the real room?</w:t>
+              <w:t xml:space="preserve">A plan is drawn at </w:t>
+            </w:r>
+            <w:r>
+              <w:drawing>
+                <wp:inline xmlns:a="http://schemas.openxmlformats.org/drawingml/2006/main" xmlns:pic="http://schemas.openxmlformats.org/drawingml/2006/picture">
+                  <wp:extent cx="505968" cy="115824"/>
+                  <wp:docPr id="2" name="Picture 2"/>
+                  <wp:cNvGraphicFramePr>
+                    <a:graphicFrameLocks noChangeAspect="1"/>
+                  </wp:cNvGraphicFramePr>
+                  <a:graphic>
+                    <a:graphicData uri="http://schemas.openxmlformats.org/drawingml/2006/picture">
+                      <pic:pic>
+                        <pic:nvPicPr>
+                          <pic:cNvPr id="0" name="07b7d803a1bb69a4.png"/>
+                          <pic:cNvPicPr/>
+                        </pic:nvPicPr>
+                        <pic:blipFill>
+                          <a:blip r:embed="rId10"/>
+                          <a:stretch>
+                            <a:fillRect/>
+                          </a:stretch>
+                        </pic:blipFill>
+                        <pic:spPr>
+                          <a:xfrm>
+                            <a:off x="0" y="0"/>
+                            <a:ext cx="505968" cy="115824"/>
+                          </a:xfrm>
+                          <a:prstGeom prst="rect"/>
+                        </pic:spPr>
+                      </pic:pic>
+                    </a:graphicData>
+                  </a:graphic>
+                </wp:inline>
+              </w:drawing>
+            </w:r>
+            <w:r>
+              <w:rPr>
+                <w:b w:val="0"/>
+                <w:i w:val="0"/>
+                <w:color w:val="1A1A1A"/>
+                <w:sz w:val="18"/>
+              </w:rPr>
+              <w:t>.  A room is 2.5 in long on it.  How long is the real room?</w:t>
             </w:r>
           </w:p>
         </w:tc>
@@ -3876,7 +3962,50 @@
                 <w:color w:val="1A1A1A"/>
                 <w:sz w:val="18"/>
               </w:rPr>
-              <w:t>A plan is drawn at 1 in : 3 ft. A real wall is 21 ft long.  How long is it on the plan?</w:t>
+              <w:t xml:space="preserve">A plan is drawn at </w:t>
+            </w:r>
+            <w:r>
+              <w:drawing>
+                <wp:inline xmlns:a="http://schemas.openxmlformats.org/drawingml/2006/main" xmlns:pic="http://schemas.openxmlformats.org/drawingml/2006/picture">
+                  <wp:extent cx="505968" cy="115824"/>
+                  <wp:docPr id="3" name="Picture 3"/>
+                  <wp:cNvGraphicFramePr>
+                    <a:graphicFrameLocks noChangeAspect="1"/>
+                  </wp:cNvGraphicFramePr>
+                  <a:graphic>
+                    <a:graphicData uri="http://schemas.openxmlformats.org/drawingml/2006/picture">
+                      <pic:pic>
+                        <pic:nvPicPr>
+                          <pic:cNvPr id="0" name="07b7d803a1bb69a4.png"/>
+                          <pic:cNvPicPr/>
+                        </pic:nvPicPr>
+                        <pic:blipFill>
+                          <a:blip r:embed="rId10"/>
+                          <a:stretch>
+                            <a:fillRect/>
+                          </a:stretch>
+                        </pic:blipFill>
+                        <pic:spPr>
+                          <a:xfrm>
+                            <a:off x="0" y="0"/>
+                            <a:ext cx="505968" cy="115824"/>
+                          </a:xfrm>
+                          <a:prstGeom prst="rect"/>
+                        </pic:spPr>
+                      </pic:pic>
+                    </a:graphicData>
+                  </a:graphic>
+                </wp:inline>
+              </w:drawing>
+            </w:r>
+            <w:r>
+              <w:rPr>
+                <w:b w:val="0"/>
+                <w:i w:val="0"/>
+                <w:color w:val="1A1A1A"/>
+                <w:sz w:val="18"/>
+              </w:rPr>
+              <w:t>.  A real wall is 21 ft long.  How long is it on the plan?</w:t>
             </w:r>
           </w:p>
         </w:tc>
@@ -4005,7 +4134,50 @@
                 <w:color w:val="1A1A1A"/>
                 <w:sz w:val="18"/>
               </w:rPr>
-              <w:t>A model car is built at 1 : 50 and is 8 cm long. How long is the real car?</w:t>
+              <w:t xml:space="preserve">A model car is built at </w:t>
+            </w:r>
+            <w:r>
+              <w:drawing>
+                <wp:inline xmlns:a="http://schemas.openxmlformats.org/drawingml/2006/main" xmlns:pic="http://schemas.openxmlformats.org/drawingml/2006/picture">
+                  <wp:extent cx="316992" cy="118872"/>
+                  <wp:docPr id="4" name="Picture 4"/>
+                  <wp:cNvGraphicFramePr>
+                    <a:graphicFrameLocks noChangeAspect="1"/>
+                  </wp:cNvGraphicFramePr>
+                  <a:graphic>
+                    <a:graphicData uri="http://schemas.openxmlformats.org/drawingml/2006/picture">
+                      <pic:pic>
+                        <pic:nvPicPr>
+                          <pic:cNvPr id="0" name="c313b2cf1c8b9832.png"/>
+                          <pic:cNvPicPr/>
+                        </pic:nvPicPr>
+                        <pic:blipFill>
+                          <a:blip r:embed="rId11"/>
+                          <a:stretch>
+                            <a:fillRect/>
+                          </a:stretch>
+                        </pic:blipFill>
+                        <pic:spPr>
+                          <a:xfrm>
+                            <a:off x="0" y="0"/>
+                            <a:ext cx="316992" cy="118872"/>
+                          </a:xfrm>
+                          <a:prstGeom prst="rect"/>
+                        </pic:spPr>
+                      </pic:pic>
+                    </a:graphicData>
+                  </a:graphic>
+                </wp:inline>
+              </w:drawing>
+            </w:r>
+            <w:r>
+              <w:rPr>
+                <w:b w:val="0"/>
+                <w:i w:val="0"/>
+                <w:color w:val="1A1A1A"/>
+                <w:sz w:val="18"/>
+              </w:rPr>
+              <w:t xml:space="preserve"> and is 8 cm long. How long is the real car?</w:t>
             </w:r>
           </w:p>
         </w:tc>
@@ -4134,7 +4306,50 @@
                 <w:color w:val="1A1A1A"/>
                 <w:sz w:val="18"/>
               </w:rPr>
-              <w:t>A plan is drawn at ¼ in : 1 ft. A real wall is 15 ft long.  How long is it on the plan?</w:t>
+              <w:t xml:space="preserve">A plan is drawn at </w:t>
+            </w:r>
+            <w:r>
+              <w:drawing>
+                <wp:inline xmlns:a="http://schemas.openxmlformats.org/drawingml/2006/main" xmlns:pic="http://schemas.openxmlformats.org/drawingml/2006/picture">
+                  <wp:extent cx="521207" cy="213360"/>
+                  <wp:docPr id="5" name="Picture 5"/>
+                  <wp:cNvGraphicFramePr>
+                    <a:graphicFrameLocks noChangeAspect="1"/>
+                  </wp:cNvGraphicFramePr>
+                  <a:graphic>
+                    <a:graphicData uri="http://schemas.openxmlformats.org/drawingml/2006/picture">
+                      <pic:pic>
+                        <pic:nvPicPr>
+                          <pic:cNvPr id="0" name="e8465da90a0af75d.png"/>
+                          <pic:cNvPicPr/>
+                        </pic:nvPicPr>
+                        <pic:blipFill>
+                          <a:blip r:embed="rId12"/>
+                          <a:stretch>
+                            <a:fillRect/>
+                          </a:stretch>
+                        </pic:blipFill>
+                        <pic:spPr>
+                          <a:xfrm>
+                            <a:off x="0" y="0"/>
+                            <a:ext cx="521207" cy="213360"/>
+                          </a:xfrm>
+                          <a:prstGeom prst="rect"/>
+                        </pic:spPr>
+                      </pic:pic>
+                    </a:graphicData>
+                  </a:graphic>
+                </wp:inline>
+              </w:drawing>
+            </w:r>
+            <w:r>
+              <w:rPr>
+                <w:b w:val="0"/>
+                <w:i w:val="0"/>
+                <w:color w:val="1A1A1A"/>
+                <w:sz w:val="18"/>
+              </w:rPr>
+              <w:t>.  A real wall is 15 ft long.  How long is it on the plan?</w:t>
             </w:r>
           </w:p>
         </w:tc>
@@ -4263,7 +4478,50 @@
                 <w:color w:val="1A1A1A"/>
                 <w:sz w:val="18"/>
               </w:rPr>
-              <w:t>A plan is drawn at 1 in : 4 ft. A room is 2 in by 3 in on it. What is the room's real area?</w:t>
+              <w:t xml:space="preserve">A plan is drawn at </w:t>
+            </w:r>
+            <w:r>
+              <w:drawing>
+                <wp:inline xmlns:a="http://schemas.openxmlformats.org/drawingml/2006/main" xmlns:pic="http://schemas.openxmlformats.org/drawingml/2006/picture">
+                  <wp:extent cx="505968" cy="115824"/>
+                  <wp:docPr id="6" name="Picture 6"/>
+                  <wp:cNvGraphicFramePr>
+                    <a:graphicFrameLocks noChangeAspect="1"/>
+                  </wp:cNvGraphicFramePr>
+                  <a:graphic>
+                    <a:graphicData uri="http://schemas.openxmlformats.org/drawingml/2006/picture">
+                      <pic:pic>
+                        <pic:nvPicPr>
+                          <pic:cNvPr id="0" name="9ef2c8874e0c0cae.png"/>
+                          <pic:cNvPicPr/>
+                        </pic:nvPicPr>
+                        <pic:blipFill>
+                          <a:blip r:embed="rId13"/>
+                          <a:stretch>
+                            <a:fillRect/>
+                          </a:stretch>
+                        </pic:blipFill>
+                        <pic:spPr>
+                          <a:xfrm>
+                            <a:off x="0" y="0"/>
+                            <a:ext cx="505968" cy="115824"/>
+                          </a:xfrm>
+                          <a:prstGeom prst="rect"/>
+                        </pic:spPr>
+                      </pic:pic>
+                    </a:graphicData>
+                  </a:graphic>
+                </wp:inline>
+              </w:drawing>
+            </w:r>
+            <w:r>
+              <w:rPr>
+                <w:b w:val="0"/>
+                <w:i w:val="0"/>
+                <w:color w:val="1A1A1A"/>
+                <w:sz w:val="18"/>
+              </w:rPr>
+              <w:t>. A room is 2 in by 3 in on it. What is the room's real area?</w:t>
             </w:r>
           </w:p>
         </w:tc>
@@ -4421,7 +4679,93 @@
                 <w:color w:val="1A1A1A"/>
                 <w:sz w:val="18"/>
               </w:rPr>
-              <w:t>A plane is 36 ft long. One model of it is built at 1 : 48, another at 1 : 72.  Which model is longer, and by how much?</w:t>
+              <w:t xml:space="preserve">A plane is 36 ft long.  One model of it is built at </w:t>
+            </w:r>
+            <w:r>
+              <w:drawing>
+                <wp:inline xmlns:a="http://schemas.openxmlformats.org/drawingml/2006/main" xmlns:pic="http://schemas.openxmlformats.org/drawingml/2006/picture">
+                  <wp:extent cx="310896" cy="115824"/>
+                  <wp:docPr id="7" name="Picture 7"/>
+                  <wp:cNvGraphicFramePr>
+                    <a:graphicFrameLocks noChangeAspect="1"/>
+                  </wp:cNvGraphicFramePr>
+                  <a:graphic>
+                    <a:graphicData uri="http://schemas.openxmlformats.org/drawingml/2006/picture">
+                      <pic:pic>
+                        <pic:nvPicPr>
+                          <pic:cNvPr id="0" name="92f90e95665fca56.png"/>
+                          <pic:cNvPicPr/>
+                        </pic:nvPicPr>
+                        <pic:blipFill>
+                          <a:blip r:embed="rId14"/>
+                          <a:stretch>
+                            <a:fillRect/>
+                          </a:stretch>
+                        </pic:blipFill>
+                        <pic:spPr>
+                          <a:xfrm>
+                            <a:off x="0" y="0"/>
+                            <a:ext cx="310896" cy="115824"/>
+                          </a:xfrm>
+                          <a:prstGeom prst="rect"/>
+                        </pic:spPr>
+                      </pic:pic>
+                    </a:graphicData>
+                  </a:graphic>
+                </wp:inline>
+              </w:drawing>
+            </w:r>
+            <w:r>
+              <w:rPr>
+                <w:b w:val="0"/>
+                <w:i w:val="0"/>
+                <w:color w:val="1A1A1A"/>
+                <w:sz w:val="18"/>
+              </w:rPr>
+              <w:t xml:space="preserve">, another at </w:t>
+            </w:r>
+            <w:r>
+              <w:drawing>
+                <wp:inline xmlns:a="http://schemas.openxmlformats.org/drawingml/2006/main" xmlns:pic="http://schemas.openxmlformats.org/drawingml/2006/picture">
+                  <wp:extent cx="316992" cy="115824"/>
+                  <wp:docPr id="8" name="Picture 8"/>
+                  <wp:cNvGraphicFramePr>
+                    <a:graphicFrameLocks noChangeAspect="1"/>
+                  </wp:cNvGraphicFramePr>
+                  <a:graphic>
+                    <a:graphicData uri="http://schemas.openxmlformats.org/drawingml/2006/picture">
+                      <pic:pic>
+                        <pic:nvPicPr>
+                          <pic:cNvPr id="0" name="61ada79998fd24c9.png"/>
+                          <pic:cNvPicPr/>
+                        </pic:nvPicPr>
+                        <pic:blipFill>
+                          <a:blip r:embed="rId15"/>
+                          <a:stretch>
+                            <a:fillRect/>
+                          </a:stretch>
+                        </pic:blipFill>
+                        <pic:spPr>
+                          <a:xfrm>
+                            <a:off x="0" y="0"/>
+                            <a:ext cx="316992" cy="115824"/>
+                          </a:xfrm>
+                          <a:prstGeom prst="rect"/>
+                        </pic:spPr>
+                      </pic:pic>
+                    </a:graphicData>
+                  </a:graphic>
+                </wp:inline>
+              </w:drawing>
+            </w:r>
+            <w:r>
+              <w:rPr>
+                <w:b w:val="0"/>
+                <w:i w:val="0"/>
+                <w:color w:val="1A1A1A"/>
+                <w:sz w:val="18"/>
+              </w:rPr>
+              <w:t>.  Which model is longer, and by how much?</w:t>
             </w:r>
           </w:p>
         </w:tc>
@@ -4550,7 +4894,50 @@
                 <w:color w:val="1A1A1A"/>
                 <w:sz w:val="18"/>
               </w:rPr>
-              <w:t>Mia, who is 13, enlarges her 9 in by 12 in poster into a mural at 1 in : 2 ft.  What are the mural's dimensions?</w:t>
+              <w:t xml:space="preserve">Mia, who is 13, enlarges her 9 in by 12 in poster into a mural.  The mural's scale is </w:t>
+            </w:r>
+            <w:r>
+              <w:drawing>
+                <wp:inline xmlns:a="http://schemas.openxmlformats.org/drawingml/2006/main" xmlns:pic="http://schemas.openxmlformats.org/drawingml/2006/picture">
+                  <wp:extent cx="505968" cy="115824"/>
+                  <wp:docPr id="9" name="Picture 9"/>
+                  <wp:cNvGraphicFramePr>
+                    <a:graphicFrameLocks noChangeAspect="1"/>
+                  </wp:cNvGraphicFramePr>
+                  <a:graphic>
+                    <a:graphicData uri="http://schemas.openxmlformats.org/drawingml/2006/picture">
+                      <pic:pic>
+                        <pic:nvPicPr>
+                          <pic:cNvPr id="0" name="0256a6be224906e7.png"/>
+                          <pic:cNvPicPr/>
+                        </pic:nvPicPr>
+                        <pic:blipFill>
+                          <a:blip r:embed="rId16"/>
+                          <a:stretch>
+                            <a:fillRect/>
+                          </a:stretch>
+                        </pic:blipFill>
+                        <pic:spPr>
+                          <a:xfrm>
+                            <a:off x="0" y="0"/>
+                            <a:ext cx="505968" cy="115824"/>
+                          </a:xfrm>
+                          <a:prstGeom prst="rect"/>
+                        </pic:spPr>
+                      </pic:pic>
+                    </a:graphicData>
+                  </a:graphic>
+                </wp:inline>
+              </w:drawing>
+            </w:r>
+            <w:r>
+              <w:rPr>
+                <w:b w:val="0"/>
+                <w:i w:val="0"/>
+                <w:color w:val="1A1A1A"/>
+                <w:sz w:val="18"/>
+              </w:rPr>
+              <w:t>.  What are the mural's dimensions?</w:t>
             </w:r>
           </w:p>
         </w:tc>

--- a/a7/build/out/u5/A7 5.04 Real-World Scale Drawings - Lesson Plan.docx
+++ b/a7/build/out/u5/A7 5.04 Real-World Scale Drawings - Lesson Plan.docx
@@ -1843,7 +1843,7 @@
                 <w:color w:val="1A1A1A"/>
                 <w:sz w:val="19"/>
               </w:rPr>
-              <w:t>Teach from the front. Expand once per law; say the OFF line out loud.</w:t>
+              <w:t>Teach from the front; say the OFF line out loud.</w:t>
             </w:r>
           </w:p>
         </w:tc>
@@ -5628,7 +5628,7 @@
                 <w:color w:val="1A1A1A"/>
                 <w:sz w:val="21"/>
               </w:rPr>
-              <w:t xml:space="preserve">  The six-question independent set is worked silently in class; whatever is not finished goes home. IXL, all skills required to a SmartScore of 67, due at the start of the next class: Scale drawings: word problems — 84H; Scale drawings: scale factor word problems — KCM.</w:t>
+              <w:t xml:space="preserve">  The six-question independent set is worked silently in class; whatever is not finished goes home. IXL, all skills required to a SmartScore of 67, due by the Unit 5 test: Scale drawings: word problems — 84H; Scale drawings: scale factor word problems — KCM.</w:t>
             </w:r>
           </w:p>
         </w:tc>

--- a/a7/build/out/u5/A7 5.04 Real-World Scale Drawings - Lesson Plan.docx
+++ b/a7/build/out/u5/A7 5.04 Real-World Scale Drawings - Lesson Plan.docx
@@ -1714,7 +1714,7 @@
                 <w:color w:val="1A1A1A"/>
                 <w:sz w:val="19"/>
               </w:rPr>
-              <w:t>Two minutes silent, then reveal. One sentence of reteach per question at most. Then the new words, read once.</w:t>
+              <w:t>Silent, then reveal. One sentence of reteach per question at most. Then the new words, read once.</w:t>
             </w:r>
           </w:p>
         </w:tc>
@@ -1843,7 +1843,7 @@
                 <w:color w:val="1A1A1A"/>
                 <w:sz w:val="19"/>
               </w:rPr>
-              <w:t>Teach from the front; say the OFF line out loud.</w:t>
+              <w:t>Teach from the front; say the off-slide sentence out loud.</w:t>
             </w:r>
           </w:p>
         </w:tc>
@@ -2777,7 +2777,7 @@
                 <w:color w:val="1A1A1A"/>
                 <w:sz w:val="19"/>
               </w:rPr>
-              <w:t>Start the skills; finish tonight.</w:t>
+              <w:t>Start the skills; due by the Unit 5 test.</w:t>
             </w:r>
           </w:p>
         </w:tc>
@@ -2972,7 +2972,7 @@
                 <w:color w:val="1A1A1A"/>
                 <w:sz w:val="21"/>
               </w:rPr>
-              <w:t xml:space="preserve">  The Notes slides and the worked half of each Example: the teacher writes, the class copies, and the OFF line is said out loud rather than printed.</w:t>
+              <w:t xml:space="preserve">  The Notes slides and the worked half of each Example: the teacher writes, the class copies, and the off-slide sentence is said out loud rather than printed.</w:t>
             </w:r>
           </w:p>
           <w:p>
